--- a/2022/Drafts/Compliance Documents/LMCI-HERS/2022-LMCI-MCH-23f-H-AirflowRate-EveryZonalControlMode-WithCFVCS.docx
+++ b/2022/Drafts/Compliance Documents/LMCI-HERS/2022-LMCI-MCH-23f-H-AirflowRate-EveryZonalControlMode-WithCFVCS.docx
@@ -1361,8 +1361,8 @@
         <w:tblLook w:val="0000" w:firstRow="0" w:lastRow="0" w:firstColumn="0" w:lastColumn="0" w:noHBand="0" w:noVBand="0"/>
       </w:tblPr>
       <w:tblGrid>
-        <w:gridCol w:w="474"/>
-        <w:gridCol w:w="5815"/>
+        <w:gridCol w:w="473"/>
+        <w:gridCol w:w="5816"/>
         <w:gridCol w:w="4501"/>
       </w:tblGrid>
       <w:tr>
@@ -4561,10 +4561,10 @@
         <w:tblLook w:val="04A0" w:firstRow="1" w:lastRow="0" w:firstColumn="1" w:lastColumn="0" w:noHBand="0" w:noVBand="1"/>
       </w:tblPr>
       <w:tblGrid>
-        <w:gridCol w:w="5167"/>
+        <w:gridCol w:w="5166"/>
         <w:gridCol w:w="264"/>
         <w:gridCol w:w="2485"/>
-        <w:gridCol w:w="2874"/>
+        <w:gridCol w:w="2875"/>
       </w:tblGrid>
       <w:tr>
         <w:trPr>
@@ -11895,15 +11895,7 @@
                   <w:sz w:val="16"/>
                   <w:szCs w:val="16"/>
                 </w:rPr>
-                <w:t xml:space="preserve"> </w:t>
-              </w:r>
-              <w:r>
-                <w:rPr>
-                  <w:rFonts w:asciiTheme="minorHAnsi" w:hAnsiTheme="minorHAnsi"/>
-                  <w:sz w:val="16"/>
-                  <w:szCs w:val="16"/>
-                </w:rPr>
-                <w:t>use variant MCH-23a</w:t>
+                <w:t xml:space="preserve"> use variant MCH-23a</w:t>
               </w:r>
               <w:r>
                 <w:rPr>
@@ -13352,34 +13344,135 @@
             <w:pPr>
               <w:keepNext/>
               <w:rPr>
-                <w:rFonts w:asciiTheme="minorHAnsi" w:hAnsiTheme="minorHAnsi"/>
-                <w:sz w:val="18"/>
-                <w:szCs w:val="18"/>
-              </w:rPr>
-            </w:pPr>
-            <w:r>
-              <w:rPr>
-                <w:rFonts w:asciiTheme="minorHAnsi" w:hAnsiTheme="minorHAnsi"/>
-                <w:sz w:val="18"/>
-                <w:szCs w:val="18"/>
-              </w:rPr>
-              <w:t>Elseif parent is MCH-01a, and B1</w:t>
-            </w:r>
-            <w:r>
-              <w:rPr>
-                <w:rFonts w:asciiTheme="minorHAnsi" w:hAnsiTheme="minorHAnsi"/>
-                <w:sz w:val="18"/>
-                <w:szCs w:val="18"/>
-              </w:rPr>
-              <w:t>0</w:t>
-            </w:r>
-            <w:r>
-              <w:rPr>
-                <w:rFonts w:asciiTheme="minorHAnsi" w:hAnsiTheme="minorHAnsi"/>
-                <w:sz w:val="18"/>
-                <w:szCs w:val="18"/>
-              </w:rPr>
-              <w:t xml:space="preserve"> </w:t>
+                <w:ins w:id="41" w:author="Alhabibi, Haider@Energy" w:date="2024-04-09T08:36:00Z"/>
+                <w:rFonts w:asciiTheme="minorHAnsi" w:hAnsiTheme="minorHAnsi"/>
+                <w:sz w:val="18"/>
+                <w:szCs w:val="18"/>
+              </w:rPr>
+            </w:pPr>
+            <w:r>
+              <w:rPr>
+                <w:rFonts w:asciiTheme="minorHAnsi" w:hAnsiTheme="minorHAnsi"/>
+                <w:sz w:val="18"/>
+                <w:szCs w:val="18"/>
+              </w:rPr>
+              <w:t>Elseif parent is MCH-01a</w:t>
+            </w:r>
+            <w:ins w:id="42" w:author="Alhabibi, Haider@Energy" w:date="2024-04-09T08:36:00Z">
+              <w:r>
+                <w:rPr>
+                  <w:rFonts w:asciiTheme="minorHAnsi" w:hAnsiTheme="minorHAnsi"/>
+                  <w:sz w:val="18"/>
+                  <w:szCs w:val="18"/>
+                </w:rPr>
+                <w:t xml:space="preserve"> only:</w:t>
+              </w:r>
+            </w:ins>
+          </w:p>
+          <w:p>
+            <w:pPr>
+              <w:keepNext/>
+              <w:rPr>
+                <w:rFonts w:asciiTheme="minorHAnsi" w:hAnsiTheme="minorHAnsi"/>
+                <w:sz w:val="18"/>
+                <w:szCs w:val="18"/>
+              </w:rPr>
+            </w:pPr>
+            <w:ins w:id="43" w:author="Alhabibi, Haider@Energy" w:date="2024-04-09T08:36:00Z">
+              <w:r>
+                <w:rPr>
+                  <w:rFonts w:asciiTheme="minorHAnsi" w:hAnsiTheme="minorHAnsi"/>
+                  <w:sz w:val="18"/>
+                  <w:szCs w:val="18"/>
+                </w:rPr>
+                <w:t>If (B10 ≠ NA and B10 ≠ D09)</w:t>
+              </w:r>
+            </w:ins>
+            <w:del w:id="44" w:author="Alhabibi, Haider@Energy" w:date="2024-04-09T08:36:00Z">
+              <w:r>
+                <w:rPr>
+                  <w:rFonts w:asciiTheme="minorHAnsi" w:hAnsiTheme="minorHAnsi"/>
+                  <w:sz w:val="18"/>
+                  <w:szCs w:val="18"/>
+                </w:rPr>
+                <w:delText>, and B1</w:delText>
+              </w:r>
+              <w:r>
+                <w:rPr>
+                  <w:rFonts w:asciiTheme="minorHAnsi" w:hAnsiTheme="minorHAnsi"/>
+                  <w:sz w:val="18"/>
+                  <w:szCs w:val="18"/>
+                </w:rPr>
+                <w:delText>0</w:delText>
+              </w:r>
+              <w:r>
+                <w:rPr>
+                  <w:rFonts w:asciiTheme="minorHAnsi" w:hAnsiTheme="minorHAnsi"/>
+                  <w:sz w:val="18"/>
+                  <w:szCs w:val="18"/>
+                </w:rPr>
+                <w:delText xml:space="preserve"> </w:delText>
+              </w:r>
+              <w:r>
+                <w:rPr>
+                  <w:rFonts w:asciiTheme="minorHAnsi" w:hAnsiTheme="minorHAnsi" w:cstheme="minorHAnsi"/>
+                  <w:sz w:val="18"/>
+                  <w:szCs w:val="18"/>
+                </w:rPr>
+                <w:delText>≠</w:delText>
+              </w:r>
+              <w:r>
+                <w:rPr>
+                  <w:rFonts w:asciiTheme="minorHAnsi" w:hAnsiTheme="minorHAnsi"/>
+                  <w:sz w:val="18"/>
+                  <w:szCs w:val="18"/>
+                </w:rPr>
+                <w:delText xml:space="preserve"> D09</w:delText>
+              </w:r>
+            </w:del>
+            <w:r>
+              <w:rPr>
+                <w:rFonts w:asciiTheme="minorHAnsi" w:hAnsiTheme="minorHAnsi"/>
+                <w:sz w:val="18"/>
+                <w:szCs w:val="18"/>
+              </w:rPr>
+              <w:t>, then value = 350;</w:t>
+            </w:r>
+          </w:p>
+          <w:p>
+            <w:pPr>
+              <w:keepNext/>
+              <w:rPr>
+                <w:rFonts w:asciiTheme="minorHAnsi" w:hAnsiTheme="minorHAnsi"/>
+                <w:sz w:val="18"/>
+                <w:szCs w:val="18"/>
+              </w:rPr>
+            </w:pPr>
+            <w:r>
+              <w:rPr>
+                <w:rFonts w:asciiTheme="minorHAnsi" w:hAnsiTheme="minorHAnsi"/>
+                <w:sz w:val="18"/>
+                <w:szCs w:val="18"/>
+              </w:rPr>
+              <w:t xml:space="preserve">Elseif </w:t>
+            </w:r>
+            <w:del w:id="45" w:author="Alhabibi, Haider@Energy" w:date="2024-04-09T16:25:00Z">
+              <w:r>
+                <w:rPr>
+                  <w:rFonts w:asciiTheme="minorHAnsi" w:hAnsiTheme="minorHAnsi"/>
+                  <w:sz w:val="18"/>
+                  <w:szCs w:val="18"/>
+                </w:rPr>
+                <w:delText xml:space="preserve">parent is MCH-01a, and </w:delText>
+              </w:r>
+            </w:del>
+            <w:r>
+              <w:rPr>
+                <w:rFonts w:asciiTheme="minorHAnsi" w:hAnsiTheme="minorHAnsi"/>
+                <w:sz w:val="18"/>
+                <w:szCs w:val="18"/>
+              </w:rPr>
+              <w:t xml:space="preserve">C08 </w:t>
             </w:r>
             <w:r>
               <w:rPr>
@@ -13395,52 +13488,81 @@
                 <w:sz w:val="18"/>
                 <w:szCs w:val="18"/>
               </w:rPr>
-              <w:t xml:space="preserve"> D09, then value = 350;</w:t>
-            </w:r>
-          </w:p>
-          <w:p>
-            <w:pPr>
-              <w:keepNext/>
-              <w:rPr>
-                <w:rFonts w:asciiTheme="minorHAnsi" w:hAnsiTheme="minorHAnsi"/>
-                <w:sz w:val="18"/>
-                <w:szCs w:val="18"/>
-              </w:rPr>
-            </w:pPr>
-          </w:p>
-          <w:p>
-            <w:pPr>
-              <w:keepNext/>
-              <w:rPr>
-                <w:rFonts w:asciiTheme="minorHAnsi" w:hAnsiTheme="minorHAnsi"/>
-                <w:sz w:val="18"/>
-                <w:szCs w:val="18"/>
-              </w:rPr>
-            </w:pPr>
-            <w:r>
-              <w:rPr>
-                <w:rFonts w:asciiTheme="minorHAnsi" w:hAnsiTheme="minorHAnsi"/>
-                <w:sz w:val="18"/>
-                <w:szCs w:val="18"/>
-              </w:rPr>
-              <w:t xml:space="preserve">Elseif parent is MCH-01a, and C08 </w:t>
-            </w:r>
-            <w:r>
-              <w:rPr>
-                <w:rFonts w:asciiTheme="minorHAnsi" w:hAnsiTheme="minorHAnsi" w:cstheme="minorHAnsi"/>
-                <w:sz w:val="18"/>
-                <w:szCs w:val="18"/>
-              </w:rPr>
-              <w:t>≠</w:t>
-            </w:r>
-            <w:r>
-              <w:rPr>
-                <w:rFonts w:asciiTheme="minorHAnsi" w:hAnsiTheme="minorHAnsi"/>
-                <w:sz w:val="18"/>
-                <w:szCs w:val="18"/>
-              </w:rPr>
               <w:t xml:space="preserve"> NA, then reference value from MCH-01a C08;</w:t>
             </w:r>
+          </w:p>
+          <w:p>
+            <w:pPr>
+              <w:keepNext/>
+              <w:rPr>
+                <w:rFonts w:asciiTheme="minorHAnsi" w:hAnsiTheme="minorHAnsi"/>
+                <w:sz w:val="18"/>
+                <w:szCs w:val="18"/>
+              </w:rPr>
+            </w:pPr>
+          </w:p>
+          <w:p>
+            <w:pPr>
+              <w:keepNext/>
+              <w:rPr>
+                <w:ins w:id="46" w:author="Alhabibi, Haider@Energy" w:date="2024-04-09T08:37:00Z"/>
+                <w:rFonts w:asciiTheme="minorHAnsi" w:hAnsiTheme="minorHAnsi"/>
+                <w:sz w:val="18"/>
+                <w:szCs w:val="18"/>
+              </w:rPr>
+            </w:pPr>
+            <w:ins w:id="47" w:author="Alhabibi, Haider@Energy" w:date="2024-04-09T08:37:00Z">
+              <w:r>
+                <w:rPr>
+                  <w:rFonts w:asciiTheme="minorHAnsi" w:hAnsiTheme="minorHAnsi"/>
+                  <w:sz w:val="18"/>
+                  <w:szCs w:val="18"/>
+                </w:rPr>
+                <w:t xml:space="preserve">Elseif parent is MCH-01d only: </w:t>
+              </w:r>
+            </w:ins>
+          </w:p>
+          <w:p>
+            <w:pPr>
+              <w:keepNext/>
+              <w:rPr>
+                <w:ins w:id="48" w:author="Alhabibi, Haider@Energy" w:date="2024-04-09T08:37:00Z"/>
+                <w:rFonts w:asciiTheme="minorHAnsi" w:hAnsiTheme="minorHAnsi"/>
+                <w:sz w:val="18"/>
+                <w:szCs w:val="18"/>
+              </w:rPr>
+            </w:pPr>
+            <w:ins w:id="49" w:author="Alhabibi, Haider@Energy" w:date="2024-04-09T08:37:00Z">
+              <w:r>
+                <w:rPr>
+                  <w:rFonts w:asciiTheme="minorHAnsi" w:hAnsiTheme="minorHAnsi"/>
+                  <w:sz w:val="18"/>
+                  <w:szCs w:val="18"/>
+                </w:rPr>
+                <w:t>If (B08 ≠ NA and B08 ≠ D09) then value = 350;</w:t>
+              </w:r>
+            </w:ins>
+          </w:p>
+          <w:p>
+            <w:pPr>
+              <w:keepNext/>
+              <w:rPr>
+                <w:ins w:id="50" w:author="Alhabibi, Haider@Energy" w:date="2024-04-09T08:37:00Z"/>
+                <w:rFonts w:asciiTheme="minorHAnsi" w:hAnsiTheme="minorHAnsi"/>
+                <w:sz w:val="18"/>
+                <w:szCs w:val="18"/>
+              </w:rPr>
+            </w:pPr>
+            <w:ins w:id="51" w:author="Alhabibi, Haider@Energy" w:date="2024-04-09T08:37:00Z">
+              <w:r>
+                <w:rPr>
+                  <w:rFonts w:asciiTheme="minorHAnsi" w:hAnsiTheme="minorHAnsi"/>
+                  <w:sz w:val="18"/>
+                  <w:szCs w:val="18"/>
+                </w:rPr>
+                <w:t>Elseif C08 ≠ NA, then reference value from MCH-01d C08;</w:t>
+              </w:r>
+            </w:ins>
           </w:p>
           <w:p>
             <w:pPr>
@@ -13827,6 +13949,7 @@
                 <w:sz w:val="18"/>
                 <w:szCs w:val="18"/>
               </w:rPr>
+              <w:lastRenderedPageBreak/>
               <w:t>E. Forced Air System Airflow Rate Measurement – All Other Zonal Control Modes</w:t>
             </w:r>
           </w:p>
@@ -14209,18 +14332,101 @@
             <w:pPr>
               <w:keepNext/>
               <w:rPr>
-                <w:rFonts w:asciiTheme="minorHAnsi" w:hAnsiTheme="minorHAnsi"/>
-                <w:sz w:val="18"/>
-                <w:szCs w:val="18"/>
-              </w:rPr>
-            </w:pPr>
-            <w:r>
-              <w:rPr>
-                <w:rFonts w:asciiTheme="minorHAnsi" w:hAnsiTheme="minorHAnsi"/>
-                <w:sz w:val="18"/>
-                <w:szCs w:val="18"/>
-              </w:rPr>
-              <w:t xml:space="preserve">Elseif parent is MCH-01a, and B11 </w:t>
+                <w:ins w:id="52" w:author="Alhabibi, Haider@Energy" w:date="2024-04-09T08:37:00Z"/>
+                <w:rFonts w:asciiTheme="minorHAnsi" w:hAnsiTheme="minorHAnsi"/>
+                <w:sz w:val="18"/>
+                <w:szCs w:val="18"/>
+              </w:rPr>
+            </w:pPr>
+            <w:r>
+              <w:rPr>
+                <w:rFonts w:asciiTheme="minorHAnsi" w:hAnsiTheme="minorHAnsi"/>
+                <w:sz w:val="18"/>
+                <w:szCs w:val="18"/>
+              </w:rPr>
+              <w:t>Elseif parent is MCH-01a</w:t>
+            </w:r>
+            <w:ins w:id="53" w:author="Alhabibi, Haider@Energy" w:date="2024-04-09T08:37:00Z">
+              <w:r>
+                <w:rPr>
+                  <w:rFonts w:asciiTheme="minorHAnsi" w:hAnsiTheme="minorHAnsi"/>
+                  <w:sz w:val="18"/>
+                  <w:szCs w:val="18"/>
+                </w:rPr>
+                <w:t xml:space="preserve"> only:</w:t>
+              </w:r>
+            </w:ins>
+          </w:p>
+          <w:p>
+            <w:pPr>
+              <w:keepNext/>
+              <w:rPr>
+                <w:rFonts w:asciiTheme="minorHAnsi" w:hAnsiTheme="minorHAnsi"/>
+                <w:sz w:val="18"/>
+                <w:szCs w:val="18"/>
+              </w:rPr>
+            </w:pPr>
+            <w:ins w:id="54" w:author="Alhabibi, Haider@Energy" w:date="2024-04-09T08:38:00Z">
+              <w:r>
+                <w:rPr>
+                  <w:rFonts w:asciiTheme="minorHAnsi" w:hAnsiTheme="minorHAnsi"/>
+                  <w:sz w:val="18"/>
+                  <w:szCs w:val="18"/>
+                </w:rPr>
+                <w:t>If (B10 ≠ NA and B10 ≠ D09)</w:t>
+              </w:r>
+            </w:ins>
+            <w:del w:id="55" w:author="Alhabibi, Haider@Energy" w:date="2024-04-09T08:38:00Z">
+              <w:r>
+                <w:rPr>
+                  <w:rFonts w:asciiTheme="minorHAnsi" w:hAnsiTheme="minorHAnsi"/>
+                  <w:sz w:val="18"/>
+                  <w:szCs w:val="18"/>
+                </w:rPr>
+                <w:delText xml:space="preserve">, and B11 </w:delText>
+              </w:r>
+              <w:r>
+                <w:rPr>
+                  <w:rFonts w:asciiTheme="minorHAnsi" w:hAnsiTheme="minorHAnsi" w:cstheme="minorHAnsi"/>
+                  <w:sz w:val="18"/>
+                  <w:szCs w:val="18"/>
+                </w:rPr>
+                <w:delText>≠</w:delText>
+              </w:r>
+              <w:r>
+                <w:rPr>
+                  <w:rFonts w:asciiTheme="minorHAnsi" w:hAnsiTheme="minorHAnsi"/>
+                  <w:sz w:val="18"/>
+                  <w:szCs w:val="18"/>
+                </w:rPr>
+                <w:delText xml:space="preserve"> D09</w:delText>
+              </w:r>
+            </w:del>
+            <w:r>
+              <w:rPr>
+                <w:rFonts w:asciiTheme="minorHAnsi" w:hAnsiTheme="minorHAnsi"/>
+                <w:sz w:val="18"/>
+                <w:szCs w:val="18"/>
+              </w:rPr>
+              <w:t>, then value = 350;</w:t>
+            </w:r>
+          </w:p>
+          <w:p>
+            <w:pPr>
+              <w:keepNext/>
+              <w:rPr>
+                <w:rFonts w:asciiTheme="minorHAnsi" w:hAnsiTheme="minorHAnsi"/>
+                <w:sz w:val="18"/>
+                <w:szCs w:val="18"/>
+              </w:rPr>
+            </w:pPr>
+            <w:r>
+              <w:rPr>
+                <w:rFonts w:asciiTheme="minorHAnsi" w:hAnsiTheme="minorHAnsi"/>
+                <w:sz w:val="18"/>
+                <w:szCs w:val="18"/>
+              </w:rPr>
+              <w:t xml:space="preserve">Elseif parent is MCH-01a, and C08 </w:t>
             </w:r>
             <w:r>
               <w:rPr>
@@ -14236,52 +14442,81 @@
                 <w:sz w:val="18"/>
                 <w:szCs w:val="18"/>
               </w:rPr>
-              <w:t xml:space="preserve"> D09, then value = 350;</w:t>
-            </w:r>
-          </w:p>
-          <w:p>
-            <w:pPr>
-              <w:keepNext/>
-              <w:rPr>
-                <w:rFonts w:asciiTheme="minorHAnsi" w:hAnsiTheme="minorHAnsi"/>
-                <w:sz w:val="18"/>
-                <w:szCs w:val="18"/>
-              </w:rPr>
-            </w:pPr>
-          </w:p>
-          <w:p>
-            <w:pPr>
-              <w:keepNext/>
-              <w:rPr>
-                <w:rFonts w:asciiTheme="minorHAnsi" w:hAnsiTheme="minorHAnsi"/>
-                <w:sz w:val="18"/>
-                <w:szCs w:val="18"/>
-              </w:rPr>
-            </w:pPr>
-            <w:r>
-              <w:rPr>
-                <w:rFonts w:asciiTheme="minorHAnsi" w:hAnsiTheme="minorHAnsi"/>
-                <w:sz w:val="18"/>
-                <w:szCs w:val="18"/>
-              </w:rPr>
-              <w:t xml:space="preserve">Elseif parent is MCH-01a, and C08 </w:t>
-            </w:r>
-            <w:r>
-              <w:rPr>
-                <w:rFonts w:asciiTheme="minorHAnsi" w:hAnsiTheme="minorHAnsi" w:cstheme="minorHAnsi"/>
-                <w:sz w:val="18"/>
-                <w:szCs w:val="18"/>
-              </w:rPr>
-              <w:t>≠</w:t>
-            </w:r>
-            <w:r>
-              <w:rPr>
-                <w:rFonts w:asciiTheme="minorHAnsi" w:hAnsiTheme="minorHAnsi"/>
-                <w:sz w:val="18"/>
-                <w:szCs w:val="18"/>
-              </w:rPr>
               <w:t xml:space="preserve"> NA, then reference value from MCH-01a C08;</w:t>
             </w:r>
+          </w:p>
+          <w:p>
+            <w:pPr>
+              <w:keepNext/>
+              <w:rPr>
+                <w:rFonts w:asciiTheme="minorHAnsi" w:hAnsiTheme="minorHAnsi"/>
+                <w:sz w:val="18"/>
+                <w:szCs w:val="18"/>
+              </w:rPr>
+            </w:pPr>
+          </w:p>
+          <w:p>
+            <w:pPr>
+              <w:keepNext/>
+              <w:rPr>
+                <w:ins w:id="56" w:author="Alhabibi, Haider@Energy" w:date="2024-04-09T08:38:00Z"/>
+                <w:rFonts w:asciiTheme="minorHAnsi" w:hAnsiTheme="minorHAnsi"/>
+                <w:sz w:val="18"/>
+                <w:szCs w:val="18"/>
+              </w:rPr>
+            </w:pPr>
+            <w:ins w:id="57" w:author="Alhabibi, Haider@Energy" w:date="2024-04-09T08:38:00Z">
+              <w:r>
+                <w:rPr>
+                  <w:rFonts w:asciiTheme="minorHAnsi" w:hAnsiTheme="minorHAnsi"/>
+                  <w:sz w:val="18"/>
+                  <w:szCs w:val="18"/>
+                </w:rPr>
+                <w:t xml:space="preserve">Elseif parent is MCH-01d only: </w:t>
+              </w:r>
+            </w:ins>
+          </w:p>
+          <w:p>
+            <w:pPr>
+              <w:keepNext/>
+              <w:rPr>
+                <w:ins w:id="58" w:author="Alhabibi, Haider@Energy" w:date="2024-04-09T08:38:00Z"/>
+                <w:rFonts w:asciiTheme="minorHAnsi" w:hAnsiTheme="minorHAnsi"/>
+                <w:sz w:val="18"/>
+                <w:szCs w:val="18"/>
+              </w:rPr>
+            </w:pPr>
+            <w:ins w:id="59" w:author="Alhabibi, Haider@Energy" w:date="2024-04-09T08:38:00Z">
+              <w:r>
+                <w:rPr>
+                  <w:rFonts w:asciiTheme="minorHAnsi" w:hAnsiTheme="minorHAnsi"/>
+                  <w:sz w:val="18"/>
+                  <w:szCs w:val="18"/>
+                </w:rPr>
+                <w:t>If (B08 ≠ NA and B08 ≠ D09), then value = 350;</w:t>
+              </w:r>
+            </w:ins>
+          </w:p>
+          <w:p>
+            <w:pPr>
+              <w:keepNext/>
+              <w:rPr>
+                <w:ins w:id="60" w:author="Alhabibi, Haider@Energy" w:date="2024-04-09T08:38:00Z"/>
+                <w:rFonts w:asciiTheme="minorHAnsi" w:hAnsiTheme="minorHAnsi"/>
+                <w:sz w:val="18"/>
+                <w:szCs w:val="18"/>
+              </w:rPr>
+            </w:pPr>
+            <w:ins w:id="61" w:author="Alhabibi, Haider@Energy" w:date="2024-04-09T08:38:00Z">
+              <w:r>
+                <w:rPr>
+                  <w:rFonts w:asciiTheme="minorHAnsi" w:hAnsiTheme="minorHAnsi"/>
+                  <w:sz w:val="18"/>
+                  <w:szCs w:val="18"/>
+                </w:rPr>
+                <w:t>Elseif C08 ≠ NA, then reference value from MCH-01d C08;</w:t>
+              </w:r>
+            </w:ins>
           </w:p>
           <w:p>
             <w:pPr>
@@ -15107,7 +15342,6 @@
                 <w:sz w:val="18"/>
                 <w:szCs w:val="18"/>
               </w:rPr>
-              <w:lastRenderedPageBreak/>
               <w:t>F</w:t>
             </w:r>
             <w:r>
@@ -22031,8 +22265,8 @@
 </file>
 
 <file path=customXml/item1.xml><?xml version="1.0" encoding="utf-8"?>
-<ct:contentTypeSchema xmlns:ct="http://schemas.microsoft.com/office/2006/metadata/contentType" xmlns:ma="http://schemas.microsoft.com/office/2006/metadata/properties/metaAttributes" ct:_="" ma:_="" ma:contentTypeName="Document" ma:contentTypeID="0x01010061DC9A153AAEEE45BACE06E01F8272AC" ma:contentTypeVersion="21" ma:contentTypeDescription="Create a new document." ma:contentTypeScope="" ma:versionID="88efdf97b65d09c9d0c7bbf944c2dedf">
-  <xsd:schema xmlns:xsd="http://www.w3.org/2001/XMLSchema" xmlns:xs="http://www.w3.org/2001/XMLSchema" xmlns:p="http://schemas.microsoft.com/office/2006/metadata/properties" xmlns:ns2="785685f2-c2e1-4352-89aa-3faca8eaba52" xmlns:ns3="5067c814-4b34-462c-a21d-c185ff6548d2" targetNamespace="http://schemas.microsoft.com/office/2006/metadata/properties" ma:root="true" ma:fieldsID="ea7966bcb5d37bb36b188e4d473f173a" ns2:_="" ns3:_="">
+<ct:contentTypeSchema xmlns:ct="http://schemas.microsoft.com/office/2006/metadata/contentType" xmlns:ma="http://schemas.microsoft.com/office/2006/metadata/properties/metaAttributes" ct:_="" ma:_="" ma:contentTypeName="Document" ma:contentTypeID="0x01010061DC9A153AAEEE45BACE06E01F8272AC" ma:contentTypeVersion="22" ma:contentTypeDescription="Create a new document." ma:contentTypeScope="" ma:versionID="f385d176d2edce8649242d2577021922">
+  <xsd:schema xmlns:xsd="http://www.w3.org/2001/XMLSchema" xmlns:xs="http://www.w3.org/2001/XMLSchema" xmlns:p="http://schemas.microsoft.com/office/2006/metadata/properties" xmlns:ns2="785685f2-c2e1-4352-89aa-3faca8eaba52" xmlns:ns3="5067c814-4b34-462c-a21d-c185ff6548d2" targetNamespace="http://schemas.microsoft.com/office/2006/metadata/properties" ma:root="true" ma:fieldsID="d524efdc8979a7138db3d9a62e6dc8ef" ns2:_="" ns3:_="">
     <xsd:import namespace="785685f2-c2e1-4352-89aa-3faca8eaba52"/>
     <xsd:import namespace="5067c814-4b34-462c-a21d-c185ff6548d2"/>
     <xsd:element name="properties">
@@ -22061,6 +22295,7 @@
                 <xsd:element ref="ns2:lcf76f155ced4ddcb4097134ff3c332f" minOccurs="0"/>
                 <xsd:element ref="ns3:TaxCatchAll" minOccurs="0"/>
                 <xsd:element ref="ns2:MediaServiceObjectDetectorVersions" minOccurs="0"/>
+                <xsd:element ref="ns2:MediaServiceSearchProperties" minOccurs="0"/>
               </xsd:all>
             </xsd:complexType>
           </xsd:element>
@@ -22176,6 +22411,11 @@
     <xsd:element name="MediaServiceObjectDetectorVersions" ma:index="28" nillable="true" ma:displayName="MediaServiceObjectDetectorVersions" ma:hidden="true" ma:indexed="true" ma:internalName="MediaServiceObjectDetectorVersions" ma:readOnly="true">
       <xsd:simpleType>
         <xsd:restriction base="dms:Text"/>
+      </xsd:simpleType>
+    </xsd:element>
+    <xsd:element name="MediaServiceSearchProperties" ma:index="29" nillable="true" ma:displayName="MediaServiceSearchProperties" ma:hidden="true" ma:internalName="MediaServiceSearchProperties" ma:readOnly="true">
+      <xsd:simpleType>
+        <xsd:restriction base="dms:Note"/>
       </xsd:simpleType>
     </xsd:element>
   </xsd:schema>
@@ -22360,22 +22600,7 @@
 </file>
 
 <file path=customXml/itemProps1.xml><?xml version="1.0" encoding="utf-8"?>
-<ds:datastoreItem xmlns:ds="http://schemas.openxmlformats.org/officeDocument/2006/customXml" ds:itemID="{01F94710-6F16-4BE0-BBD5-00235578F09E}">
-  <ds:schemaRefs>
-    <ds:schemaRef ds:uri="http://schemas.microsoft.com/office/2006/metadata/contentType"/>
-    <ds:schemaRef ds:uri="http://schemas.microsoft.com/office/2006/metadata/properties/metaAttributes"/>
-    <ds:schemaRef ds:uri="http://www.w3.org/2001/XMLSchema"/>
-    <ds:schemaRef ds:uri="http://schemas.microsoft.com/office/2006/metadata/properties"/>
-    <ds:schemaRef ds:uri="785685f2-c2e1-4352-89aa-3faca8eaba52"/>
-    <ds:schemaRef ds:uri="5067c814-4b34-462c-a21d-c185ff6548d2"/>
-    <ds:schemaRef ds:uri="http://schemas.microsoft.com/office/2006/documentManagement/types"/>
-    <ds:schemaRef ds:uri="http://schemas.microsoft.com/office/infopath/2007/PartnerControls"/>
-    <ds:schemaRef ds:uri="http://schemas.openxmlformats.org/package/2006/metadata/core-properties"/>
-    <ds:schemaRef ds:uri="http://purl.org/dc/elements/1.1/"/>
-    <ds:schemaRef ds:uri="http://purl.org/dc/terms/"/>
-    <ds:schemaRef ds:uri="http://schemas.microsoft.com/internal/obd"/>
-  </ds:schemaRefs>
-</ds:datastoreItem>
+<ds:datastoreItem xmlns:ds="http://schemas.openxmlformats.org/officeDocument/2006/customXml" ds:itemID="{12E6EAAF-EFAE-4945-8F43-177BEFEFFC79}"/>
 </file>
 
 <file path=customXml/itemProps2.xml><?xml version="1.0" encoding="utf-8"?>
